--- a/paper/Ethical_Sustainable_Generative_AI_IEEE_PAPER.docx
+++ b/paper/Ethical_Sustainable_Generative_AI_IEEE_PAPER.docx
@@ -67,13 +67,7 @@
         <w:rPr>
           <w:sz w:val="18"/>
         </w:rPr>
-        <w:t>This paper proposes a multi-dimensional framework for evaluating the ethical risks and environmental sustainability of Generative AI systems. We introduce a Responsible AI (RAI) scoring model that integrates Ethical Score (E), Environmental Score (S), and Transparency Score (T) using weighted aggregation. Experimental evaluation across simulated tactical scenarios demonstrates that the proposed framework identifies ethical risks---including subtle demographic biases undetectable by surface-level fairness me</w:t>
-      </w:r>
-      <w:r>
-        <w:rPr>
-          <w:sz w:val="18"/>
-        </w:rPr>
-        <w:t>trics---with substantially greater sensitivity than keyword-based baseline approaches. The framework is designed for practical deployment in high-stakes domains including military simulations, policy recommendations, and crisis response systems</w:t>
+        <w:t>This paper proposes a multi-dimensional framework for evaluating the ethical risks and environmental sustainability of Generative AI systems. We introduce a Responsible AI (RAI) scoring model that integrates Ethical Score (E), Environmental Score (S), and Transparency Score (T) using weighted aggregation. Experimental evaluation across simulated tactical scenarios demonstrates that the proposed framework identifies ethical risks---including subtle demographic biases undetectable by surface-level fairness metrics---with substantially greater sensitivity than keyword-based baseline approaches. The framework is designed for practical deployment in high-stakes domains including military simulations, policy recommendations, and crisis response systems</w:t>
       </w:r>
       <w:r>
         <w:t xml:space="preserve"> </w:t>
@@ -136,13 +130,7 @@
         <w:rPr>
           <w:sz w:val="18"/>
         </w:rPr>
-        <w:t>Generative Artificial Intelligence (GenAI) has transitioned from a research curiosity to a transformative force reshaping industries, governance, and daily human interaction. Large Language Models (LLMs) such as GPT-4, Claude, and Gemini, alongside diffusion-based image generators and video synthesis models, now power applications ranging from creative content production to strategic military simulations and public policy formulation [1][21]. The GPT-4 Technical Report [1] documents the model's deployment a</w:t>
-      </w:r>
-      <w:r>
-        <w:rPr>
-          <w:sz w:val="18"/>
-        </w:rPr>
-        <w:t>cross professional and academic benchmarks, while recent surveys highlight its expanding use in high-stakes decision-making contexts [21].</w:t>
+        <w:t>Generative Artificial Intelligence (GenAI) has transitioned from a research curiosity to a transformative force reshaping industries, governance, and daily human interaction. Large Language Models (LLMs) such as GPT-4, Claude, and Gemini, alongside diffusion-based image generators and video synthesis models, now power applications ranging from creative content production to strategic military simulations and public policy formulation [1][21]. The GPT-4 Technical Report [1] documents the model's deployment across professional and academic benchmarks, while recent surveys highlight its expanding use in high-stakes decision-making contexts [21].</w:t>
       </w:r>
     </w:p>
     <w:p>
@@ -155,13 +143,7 @@
         <w:rPr>
           <w:sz w:val="18"/>
         </w:rPr>
-        <w:t>The ethical dimension of Generative AI encompasses algorithmic bias, lack of accountability in high-stakes decision-making, and the propagation of harmful content. In military and strategic contexts, biased AI recommendations can lead to catastrophic outcomes, while in policy domains, opaque decision-making undermines democratic accountability [2]. Concurrently, the environmental toll of training and deploying these models has reached alarming proportions. A single training run of GPT-3 emitted approximatel</w:t>
-      </w:r>
-      <w:r>
-        <w:rPr>
-          <w:sz w:val="18"/>
-        </w:rPr>
-        <w:t>y 626,000 pounds of CO₂---equivalent to 300 round-trip flights between New York and San Francisco [3]. The AI boom of 2025 alone released roughly as much CO₂ into the atmosphere as New York City, with annual emissions exceeding 50 million metric tonnes [4].</w:t>
+        <w:t>The ethical dimension of Generative AI encompasses algorithmic bias, lack of accountability in high-stakes decision-making, and the propagation of harmful content. In military and strategic contexts, biased AI recommendations can lead to catastrophic outcomes, while in policy domains, opaque decision-making undermines democratic accountability [2]. Concurrently, the environmental toll of training and deploying these models has reached alarming proportions. A single training run of GPT-3 emitted approximately 626,000 pounds of CO₂---equivalent to 300 round-trip flights between New York and San Francisco [3]. The AI boom of 2025 alone released roughly as much CO₂ into the atmosphere as New York City, with annual emissions exceeding 50 million metric tonnes [4].</w:t>
       </w:r>
     </w:p>
     <w:p>
@@ -174,13 +156,7 @@
         <w:rPr>
           <w:sz w:val="18"/>
         </w:rPr>
-        <w:t xml:space="preserve">Recent findings from the United Nations University Institute for Water, Environment and Health (UNU-INWEH) reveal that AI-related water consumption could equal the basic annual domestic needs of 1.3 billion people by 2030, while the land footprint of data centers may exceed 14,500 square kilometers---twice the size of the Jakarta metropolitan area [5]. Furthermore, the International Energy Agency (IEA) projects that AI data center energy demand will more than quadruple by 2030, with only approximately half </w:t>
-      </w:r>
-      <w:r>
-        <w:rPr>
-          <w:sz w:val="18"/>
-        </w:rPr>
-        <w:t>of this demand likely to be met by renewable sources [6].</w:t>
+        <w:t>Recent findings from the United Nations University Institute for Water, Environment and Health (UNU-INWEH) reveal that AI-related water consumption could equal the basic annual domestic needs of 1.3 billion people by 2030, while the land footprint of data centers may exceed 14,500 square kilometers---twice the size of the Jakarta metropolitan area [5]. Furthermore, the International Energy Agency (IEA) projects that AI data center energy demand will more than quadruple by 2030, with only approximately half of this demand likely to be met by renewable sources [6].</w:t>
       </w:r>
     </w:p>
     <w:p>
@@ -193,13 +169,7 @@
         <w:rPr>
           <w:sz w:val="18"/>
         </w:rPr>
-        <w:t>Despite these converging crises, the AI research community has largely treated ethical evaluation and environmental sustainability as orthogonal concerns. This paper bridges this critical gap by proposing a unified, multi-dimensional framework that simultaneously evaluates ethical risks and environmental costs. Our contributions are threefold: (1) a novel ethical risk modeling methodology combining NLP-based bias detection with decision risk classification; (2) an environmental impact estimation system inte</w:t>
-      </w:r>
-      <w:r>
-        <w:rPr>
-          <w:sz w:val="18"/>
-        </w:rPr>
-        <w:t>grating estimated energy, water, and carbon metrics derived from published hardware specifications and grid intensity data; and (3) a Responsible AI (RAI) scoring model that aggregates these dimensions into an actionable governance metric.</w:t>
+        <w:t>Despite these converging crises, the AI research community has largely treated ethical evaluation and environmental sustainability as orthogonal concerns. This paper bridges this critical gap by proposing a unified, multi-dimensional framework that simultaneously evaluates ethical risks and environmental costs. Our contributions are threefold: (1) a novel ethical risk modeling methodology combining NLP-based bias detection with decision risk classification; (2) an environmental impact estimation system integrating estimated energy, water, and carbon metrics derived from published hardware specifications and grid intensity data; and (3) a Responsible AI (RAI) scoring model that aggregates these dimensions into an actionable governance metric.</w:t>
       </w:r>
     </w:p>
     <w:p>
@@ -267,13 +237,7 @@
         <w:rPr>
           <w:sz w:val="18"/>
         </w:rPr>
-        <w:t>Recent regulatory developments have catalyzed integrated approaches. The European Union's AI Act (2024) mandates risk-based classification of AI systems with explicit environmental reporting requirements [11]. The ISO/IEC TR 20226:2025 standard provides a comprehensive framework for environmental sustainability aspects of AI systems, including workload, resource utilization, carbon impact, and water footprint metrics [12]. Concurrently, the UN Secretary-General's 2025 initiative calls for AI companies to di</w:t>
-      </w:r>
-      <w:r>
-        <w:rPr>
-          <w:sz w:val="18"/>
-        </w:rPr>
-        <w:t>sclose full environmental impacts and commit to 100% renewable energy for data centers by 2030 [13].</w:t>
+        <w:t>Recent regulatory developments have catalyzed integrated approaches. The European Union's AI Act (2024) mandates risk-based classification of AI systems with explicit environmental reporting requirements [11]. The ISO/IEC TR 20226:2025 standard provides a comprehensive framework for environmental sustainability aspects of AI systems, including workload, resource utilization, carbon impact, and water footprint metrics [12]. Concurrently, the UN Secretary-General's 2025 initiative calls for AI companies to disclose full environmental impacts and commit to 100% renewable energy for data centers by 2030 [13].</w:t>
       </w:r>
     </w:p>
     <w:p>
@@ -774,13 +738,7 @@
         <w:rPr>
           <w:sz w:val="18"/>
         </w:rPr>
-        <w:t>The weighting coefficients were set based on a systematic review of responsible AI literature and regulatory priorities. The highest weight (w₁ = 0.4) is assigned to the Ethical dimension, consistent with Mehrabi et al.'s [9] finding that bias mitigation is the primary concern in high-stakes AI deployment, and with the EU AI Act's [11] risk-based classification that prioritizes ethical harm prevention. The Environmental dimension (w₂ = 0.35) reflects the urgency established in UNU-INWEH [5] and ISO/IEC TR 2</w:t>
-      </w:r>
-      <w:r>
-        <w:rPr>
-          <w:sz w:val="18"/>
-        </w:rPr>
-        <w:t>0226:2025 [12] frameworks, while the Transparency dimension (w₃ = 0.25) aligns with Arrieta et al.'s [10] XAI taxonomy and emerging disclosure mandates. Empirical calibration of these weights through structured expert consultation (e.g., Delphi method or AHP) is identified as future work in Section VII.</w:t>
+        <w:t>The weighting coefficients were set based on a systematic review of responsible AI literature and regulatory priorities. The highest weight (w₁ = 0.4) is assigned to the Ethical dimension, consistent with Mehrabi et al.'s [9] finding that bias mitigation is the primary concern in high-stakes AI deployment, and with the EU AI Act's [11] risk-based classification that prioritizes ethical harm prevention. The Environmental dimension (w₂ = 0.35) reflects the urgency established in UNU-INWEH [5] and ISO/IEC TR 20226:2025 [12] frameworks, while the Transparency dimension (w₃ = 0.25) aligns with Arrieta et al.'s [10] XAI taxonomy and emerging disclosure mandates. Empirical calibration of these weights through structured expert consultation (e.g., Delphi method or AHP) is identified as future work in Section VII.</w:t>
       </w:r>
     </w:p>
     <w:p>
@@ -848,13 +806,7 @@
         <w:rPr>
           <w:sz w:val="18"/>
         </w:rPr>
-        <w:t xml:space="preserve">A simulation-based experimental evaluation was conducted across 150 tactical scenarios (50 per category) using three state-of-the-art LLMs (GPT-4, Claude-3, Llama-3). All resource estimates were derived from published hardware specifications---specifically, NVIDIA A100 GPU thermal design power (400W), industry-standard Power Usage Effectiveness (PUE = 1.4), and U.S. national average grid carbon intensity (450 gCO₂e/kWh)---combined with literature-derived empirical parameters for inference latency and batch </w:t>
-      </w:r>
-      <w:r>
-        <w:rPr>
-          <w:sz w:val="18"/>
-        </w:rPr>
-        <w:t>processing [5][8][16]. While absolute figures should be interpreted as model-estimated values rather than live hardware measurements, the relative comparisons across models, tasks, and scenarios remain valid for framework validation purposes.</w:t>
+        <w:t>A simulation-based experimental evaluation was conducted across 150 tactical scenarios (50 per category) using three state-of-the-art LLMs (GPT-4, Claude-3, Llama-3). All resource estimates were derived from published hardware specifications---specifically, NVIDIA A100 GPU thermal design power (400W), industry-standard Power Usage Effectiveness (PUE = 1.4), and U.S. national average grid carbon intensity (450 gCO₂e/kWh)---combined with literature-derived empirical parameters for inference latency and batch processing [5][8][16]. While absolute figures should be interpreted as model-estimated values rather than live hardware measurements, the relative comparisons across models, tasks, and scenarios remain valid for framework validation purposes.</w:t>
       </w:r>
     </w:p>
     <w:p>
@@ -874,13 +826,7 @@
         <w:rPr>
           <w:sz w:val="18"/>
         </w:rPr>
-        <w:t xml:space="preserve">To establish a comparative baseline, we implemented a keyword-based bias detection filter that flags outputs containing predefined demographic terms (e.g., race, gender, age descriptors) and applies a simple threshold classifier for risk categorization. This baseline represents the minimal viable ethical oversight currently deployed in many production AI systems [9]. Against this baseline, the proposed multi-metric framework---incorporating demographic parity, equalized odds, disparate impact, and semantic </w:t>
-      </w:r>
-      <w:r>
-        <w:rPr>
-          <w:sz w:val="18"/>
-        </w:rPr>
-        <w:t>harm detection---achieves substantially improved sensitivity to subtle biases, with the mean Ethical Score (E) rising from 53.7 (baseline) to 66.6 (proposed) on the simulated scenario set. It should be noted that these figures are derived from our simulation and require empirical validation on live systems.</w:t>
+        <w:t>To establish a comparative baseline, we implemented a keyword-based bias detection filter that flags outputs containing predefined demographic terms (e.g., race, gender, age descriptors) and applies a simple threshold classifier for risk categorization. This baseline represents the minimal viable ethical oversight currently deployed in many production AI systems [9]. Against this baseline, the proposed multi-metric framework---incorporating demographic parity, equalized odds, disparate impact, and semantic harm detection---achieves substantially improved sensitivity to subtle biases, with the mean Ethical Score (E) rising from 53.7 (baseline) to 66.6 (proposed) on the simulated scenario set. It should be noted that these figures are derived from our simulation and require empirical validation on live systems.</w:t>
       </w:r>
     </w:p>
     <w:p>
@@ -2148,13 +2094,7 @@
         <w:rPr>
           <w:sz w:val="18"/>
         </w:rPr>
-        <w:t>The composite RAI scores exhibit internal consistency with their constituent dimensions: models scoring in the Excellent tier (RAI ≥ 85) consistently demonstrated low bias (B &lt; 0.15), efficient resource utilization (PUE &lt; 1.3), and full transparency documentation. Models in the Good tier (RAI 70--84), such as Llama-3 in our simulated evaluation, showed acceptable environmental efficiency but moderate ethical scores due to higher residual bias. Conversely, models scoring &lt; 40 (Unacceptable) showed either sev</w:t>
-      </w:r>
-      <w:r>
-        <w:rPr>
-          <w:sz w:val="18"/>
-        </w:rPr>
-        <w:t>ere ethical deficiencies (B &gt; 0.4) or extreme environmental costs (&gt;10 kWh per 1,000 inferences). The scoring thresholds (Excellent ≥ 85, Good 70--84, Moderate 55--69, Poor 40--54, Unacceptable &lt; 40) were aligned with EU AI Act [11] risk tiers and ISO/IEC TR 20226:2025 [12] compliance levels. External validation of the RAI score against domain-expert judgments is identified as a critical direction for future work (Section VII).</w:t>
+        <w:t>The composite RAI scores exhibit internal consistency with their constituent dimensions: models scoring in the Excellent tier (RAI ≥ 85) consistently demonstrated low bias (B &lt; 0.15), efficient resource utilization (PUE &lt; 1.3), and full transparency documentation. Models in the Good tier (RAI 70--84), such as Llama-3 in our simulated evaluation, showed acceptable environmental efficiency but moderate ethical scores due to higher residual bias. Conversely, models scoring &lt; 40 (Unacceptable) showed either severe ethical deficiencies (B &gt; 0.4) or extreme environmental costs (&gt;10 kWh per 1,000 inferences). The scoring thresholds (Excellent ≥ 85, Good 70--84, Moderate 55--69, Poor 40--54, Unacceptable &lt; 40) were aligned with EU AI Act [11] risk tiers and ISO/IEC TR 20226:2025 [12] compliance levels. External validation of the RAI score against domain-expert judgments is identified as a critical direction for future work (Section VII).</w:t>
       </w:r>
     </w:p>
     <w:p>
@@ -2288,17 +2228,7 @@
           <w:sz w:val="16"/>
           <w:szCs w:val="16"/>
         </w:rPr>
-        <w:t>[Fig. 4. Responsible AI (RAI) score heatmap across scenario types (military, crisis, policy</w:t>
-      </w:r>
-      <w:r>
-        <w:rPr>
-          <w:bCs/>
-          <w:i/>
-          <w:color w:val="000000" w:themeColor="text1"/>
-          <w:sz w:val="16"/>
-          <w:szCs w:val="16"/>
-        </w:rPr>
-        <w:t>) and models (GPT-4, Claude-3, Llama-3). Scores range from 0 (Unacceptable) to 100 (Excellent). Llama-3 achieves the highest scores in low-risk scenarios, while all models struggle in military contexts.]</w:t>
+        <w:t>[Fig. 4. Responsible AI (RAI) score heatmap across scenario types (military, crisis, policy) and models (GPT-4, Claude-3, Llama-3). Scores range from 0 (Unacceptable) to 100 (Excellent). Llama-3 achieves the highest scores in low-risk scenarios, while all models struggle in military contexts.]</w:t>
       </w:r>
     </w:p>
     <w:p>
@@ -2447,7 +2377,21 @@
         <w:rPr>
           <w:sz w:val="18"/>
         </w:rPr>
-        <w:t>The geographic dependency of environmental impact, shown in Fig. 6, underscores a critical but underexplored dimension of AI sustainability: carbon intensity varies by a factor of 16× across grids, from 50 gCO₂e/kWh in Iceland to 800 gCO₂e/kWh in coal-dependent regions. This disparity implies that infrastructure decisions---specifically data center siting---may exert greater influence on carbon footprint than algorithmic optimizations.</w:t>
+        <w:t xml:space="preserve">The geographic dependency of environmental impact, shown in Fig. 6, underscores a critical but underexplored dimension of AI sustainability: carbon intensity varies by a factor of 16× across grids, from 50 gCO₂e/kWh in Iceland to 800 gCO₂e/kWh in coal-dependent regions. This disparity implies that infrastructure decisions---specifically data center </w:t>
+      </w:r>
+      <w:proofErr w:type="gramStart"/>
+      <w:r>
+        <w:rPr>
+          <w:sz w:val="18"/>
+        </w:rPr>
+        <w:t>siting</w:t>
+      </w:r>
+      <w:proofErr w:type="gramEnd"/>
+      <w:r>
+        <w:rPr>
+          <w:sz w:val="18"/>
+        </w:rPr>
+        <w:t>---may exert greater influence on carbon footprint than algorithmic optimizations.</w:t>
       </w:r>
     </w:p>
     <w:p>
@@ -2470,11 +2414,10 @@
           <w:color w:val="FF0000"/>
           <w:sz w:val="22"/>
         </w:rPr>
-        <w:lastRenderedPageBreak/>
         <w:drawing>
-          <wp:inline distT="0" distB="0" distL="0" distR="0" wp14:anchorId="712F4BAC" wp14:editId="5B598ACE">
-            <wp:extent cx="5315811" cy="2628900"/>
-            <wp:effectExtent l="0" t="0" r="0" b="0"/>
+          <wp:inline distT="0" distB="0" distL="0" distR="0" wp14:anchorId="712F4BAC" wp14:editId="73BE4067">
+            <wp:extent cx="4686300" cy="2317579"/>
+            <wp:effectExtent l="0" t="0" r="0" b="6985"/>
             <wp:docPr id="1935813765" name="Picture 6"/>
             <wp:cNvGraphicFramePr>
               <a:graphicFrameLocks xmlns:a="http://schemas.openxmlformats.org/drawingml/2006/main" noChangeAspect="1"/>
@@ -2495,7 +2438,7 @@
                   <pic:spPr>
                     <a:xfrm>
                       <a:off x="0" y="0"/>
-                      <a:ext cx="5329262" cy="2635552"/>
+                      <a:ext cx="4699929" cy="2324319"/>
                     </a:xfrm>
                     <a:prstGeom prst="rect">
                       <a:avLst/>
@@ -2530,6 +2473,7 @@
           <w:sz w:val="16"/>
           <w:szCs w:val="16"/>
         </w:rPr>
+        <w:lastRenderedPageBreak/>
         <w:t>[Fig. 6. Carbon intensity (gCO₂e/kWh) and water factor (L/kWh) across regional electricity grids. Shifting inference from coal-dependent grids (China, India) to renewable-rich regions (Iceland) can reduce carbon emissions by over 90% without hardware modifications.]</w:t>
       </w:r>
     </w:p>
@@ -2542,13 +2486,7 @@
         <w:rPr>
           <w:sz w:val="18"/>
         </w:rPr>
-        <w:t xml:space="preserve">Third, the framework's bias detection capabilities exposed systemic issues in military scenario outputs that existing fairness metrics overlooked. Within our simulated scenario evaluation, 34% of AI-generated policy recommendations exhibited subtle demographic biases undetectable by surface-level fairness metrics, underscoring the necessity of deep semantic analysis. Our Decision Risk Factor taxonomy provides a more granular approach, distinguishing between immediate physical harm (military) and cumulative </w:t>
-      </w:r>
-      <w:r>
-        <w:rPr>
-          <w:sz w:val="18"/>
-        </w:rPr>
-        <w:t>distributive harm (policy).</w:t>
+        <w:t>Third, the framework's bias detection capabilities exposed systemic issues in military scenario outputs that existing fairness metrics overlooked. Within our simulated scenario evaluation, 34% of AI-generated policy recommendations exhibited subtle demographic biases undetectable by surface-level fairness metrics, underscoring the necessity of deep semantic analysis. Our Decision Risk Factor taxonomy provides a more granular approach, distinguishing between immediate physical harm (military) and cumulative distributive harm (policy).</w:t>
       </w:r>
     </w:p>
     <w:p>
@@ -2650,7 +2588,6 @@
           <w:sz w:val="16"/>
           <w:szCs w:val="16"/>
         </w:rPr>
-        <w:lastRenderedPageBreak/>
         <w:t>[Fig. 7. Pareto frontier between ethical performance (E) and environmental efficiency (S) for three LLMs. The gold star indicates the ideal target (E = 85, S = 85). No single model dominates both dimensions, necessitating explicit trade-off mechanisms in deployment decisions.]</w:t>
       </w:r>
     </w:p>
@@ -2775,6 +2712,7 @@
         <w:rPr>
           <w:sz w:val="18"/>
         </w:rPr>
+        <w:lastRenderedPageBreak/>
         <w:t>As illustrated in Fig. 8, quantization emerges as the most favorable optimization strategy, achieving substantial energy reduction with negligible accuracy loss (&lt;1%), whereas knowledge distillation---while more aggressive---incurs greater performance penalties. Geographic load shifting offers unique advantages by decoupling computational efficiency from carbon intensity.</w:t>
       </w:r>
     </w:p>
@@ -2882,13 +2820,7 @@
         <w:rPr>
           <w:sz w:val="18"/>
         </w:rPr>
-        <w:t>This work has several limitations that should be acknowledged. First, the experimental evaluation is simulation-based, using published hardware specifications and literature-derived empirical parameters rather than live GPU measurements. Consequently, absolute resource figures (e.g., 0.14 kWh per 1,000 inferences) should be interpreted as model-estimated values whose accuracy depends on the fidelity of the underlying assumptions; relative comparisons across models and scenarios remain more robust than absol</w:t>
-      </w:r>
-      <w:r>
-        <w:rPr>
-          <w:sz w:val="18"/>
-        </w:rPr>
-        <w:t>ute magnitudes.</w:t>
+        <w:t>This work has several limitations that should be acknowledged. First, the experimental evaluation is simulation-based, using published hardware specifications and literature-derived empirical parameters rather than live GPU measurements. Consequently, absolute resource figures (e.g., 0.14 kWh per 1,000 inferences) should be interpreted as model-estimated values whose accuracy depends on the fidelity of the underlying assumptions; relative comparisons across models and scenarios remain more robust than absolute magnitudes.</w:t>
       </w:r>
     </w:p>
     <w:p>
@@ -2901,7 +2833,6 @@
         <w:rPr>
           <w:sz w:val="18"/>
         </w:rPr>
-        <w:lastRenderedPageBreak/>
         <w:t>Second, the RAI weighting coefficients (w₁ = 0.4, w₂ = 0.35, w₃ = 0.25) are currently grounded in literature alignment and regulatory priorities rather than empirically validated through structured user studies. While this approach ensures consistency with existing frameworks, the weights may require domain-specific calibration for deployment in healthcare, finance, or other specialized contexts.</w:t>
       </w:r>
     </w:p>
@@ -2978,13 +2909,7 @@
         <w:rPr>
           <w:sz w:val="18"/>
         </w:rPr>
-        <w:t>B</w:t>
-      </w:r>
-      <w:r>
-        <w:rPr>
-          <w:sz w:val="18"/>
-        </w:rPr>
-        <w:t>y integrating bias detection, explainability analysis, and estimated resource quantification into a single Responsible AI scoring model, the framework addresses a critical gap in current AI governance. Experimental validation across 150 simulated high-stakes scenarios demonstrates that the RAI score effectively discriminates between models along both ethical and sustainability axes, while optimization recommendations are projected to achieve substantial impact reductions without compromising accuracy.</w:t>
+        <w:t>By integrating bias detection, explainability analysis, and estimated resource quantification into a single Responsible AI scoring model, the framework addresses a critical gap in current AI governance. Experimental validation across 150 simulated high-stakes scenarios demonstrates that the RAI score effectively discriminates between models along both ethical and sustainability axes, while optimization recommendations are projected to achieve substantial impact reductions without compromising accuracy.</w:t>
       </w:r>
     </w:p>
     <w:p>
@@ -2997,7 +2922,14 @@
         <w:rPr>
           <w:sz w:val="18"/>
         </w:rPr>
-        <w:t>The framework's alignment with emerging standards (ISO/IEC TR 20226:2025) and regulatory requirements (EU AI Act, UN Sustainable Development Goals) positions it as a practical tool for organizations seeking to deploy AI responsibly. The finding that inference---not training---dominates lifecycle environmental costs (80-90% of total demand) redirects optimization efforts toward deployment efficiency, a shift with immediate practical implications.</w:t>
+        <w:t xml:space="preserve">The framework's alignment with emerging standards (ISO/IEC TR 20226:2025) and regulatory requirements (EU AI Act, UN Sustainable Development Goals) positions it as a practical tool for organizations seeking to deploy AI responsibly. The finding that inference---not </w:t>
+      </w:r>
+      <w:r>
+        <w:rPr>
+          <w:sz w:val="18"/>
+        </w:rPr>
+        <w:lastRenderedPageBreak/>
+        <w:t>training---dominates lifecycle environmental costs (80-90% of total demand) redirects optimization efforts toward deployment efficiency, a shift with immediate practical implications.</w:t>
       </w:r>
     </w:p>
     <w:p>
@@ -3251,7 +3183,6 @@
         <w:rPr>
           <w:sz w:val="16"/>
         </w:rPr>
-        <w:lastRenderedPageBreak/>
         <w:t>[9] N. Mehrabi et al., 'A Survey on Bias and Fairness in Machine Learning,' ACM Computing Surveys, vol. 54, no. 6, 2021.</w:t>
       </w:r>
     </w:p>
@@ -3437,13 +3368,7 @@
         <w:rPr>
           <w:sz w:val="18"/>
         </w:rPr>
-        <w:t xml:space="preserve">Bugatha Ganasyam Mani Sankar is a </w:t>
-      </w:r>
-      <w:r>
-        <w:rPr>
-          <w:sz w:val="18"/>
-        </w:rPr>
-        <w:t xml:space="preserve">final year </w:t>
+        <w:t xml:space="preserve">Bugatha Ganasyam Mani Sankar is a final year </w:t>
       </w:r>
       <w:proofErr w:type="spellStart"/>
       <w:proofErr w:type="gramStart"/>
